--- a/fra/docx/07.content.docx
+++ b/fra/docx/07.content.docx
@@ -19,7 +19,7 @@
         <w:rPr>
           <w:lang w:val="fr_FR" w:bidi="fr_FR"/>
         </w:rPr>
-        <w:t>Resource: Notes d'étude - Introductions aux livres (Tyndale)</w:t>
+        <w:t>Resource: Tyndale Open Study Notes</w:t>
       </w:r>
       <w:r>
         <w:rPr>
@@ -112,7 +112,7 @@
         <w:rPr>
           <w:lang w:val="fr_FR" w:bidi="fr_FR"/>
         </w:rPr>
-        <w:t>Notes d'étude - Introductions aux livres (Tyndale)</w:t>
+        <w:t>Tyndale Open Study Notes</w:t>
       </w:r>
     </w:p>
     <w:p>

--- a/fra/docx/07.content.docx
+++ b/fra/docx/07.content.docx
@@ -19,7 +19,7 @@
         <w:rPr>
           <w:lang w:val="fr_FR" w:bidi="fr_FR"/>
         </w:rPr>
-        <w:t>Resource: Tyndale Open Study Notes</w:t>
+        <w:t>Resource: Aquifer Open Study Notes (Book Intros)</w:t>
       </w:r>
       <w:r>
         <w:rPr>
@@ -112,7 +112,7 @@
         <w:rPr>
           <w:lang w:val="fr_FR" w:bidi="fr_FR"/>
         </w:rPr>
-        <w:t>Tyndale Open Study Notes</w:t>
+        <w:t>Aquifer Open Study Notes (Book Intros)</w:t>
       </w:r>
     </w:p>
     <w:p>

--- a/fra/docx/07.content.docx
+++ b/fra/docx/07.content.docx
@@ -286,54 +286,36 @@
         </w:rPr>
         <w:t>Le livre des Juges identifie deux causes principales aux défaillances d’Israël. Premièrement, les prologues (</w:t>
       </w:r>
-      <w:hyperlink r:id="rId13">
-        <w:r>
-          <w:rPr>
-            <w:lang w:val="fr_FR" w:bidi="fr_FR"/>
-          </w:rPr>
-          <w:rPr>
-            <w:color w:val="0000EE"/>
-            <w:u w:val="single"/>
-          </w:rPr>
-          <w:t>1.1–2.5</w:t>
-        </w:r>
-      </w:hyperlink>
+      <w:r>
+        <w:rPr>
+          <w:lang w:val="fr_FR" w:bidi="fr_FR"/>
+        </w:rPr>
+        <w:t>1.1–2.5</w:t>
+      </w:r>
       <w:r>
         <w:rPr>
           <w:lang w:val="fr_FR" w:bidi="fr_FR"/>
         </w:rPr>
         <w:t xml:space="preserve"> et </w:t>
       </w:r>
-      <w:hyperlink r:id="rId14">
-        <w:r>
-          <w:rPr>
-            <w:lang w:val="fr_FR" w:bidi="fr_FR"/>
-          </w:rPr>
-          <w:rPr>
-            <w:color w:val="0000EE"/>
-            <w:u w:val="single"/>
-          </w:rPr>
-          <w:t>2.6–3.6</w:t>
-        </w:r>
-      </w:hyperlink>
+      <w:r>
+        <w:rPr>
+          <w:lang w:val="fr_FR" w:bidi="fr_FR"/>
+        </w:rPr>
+        <w:t>2.6–3.6</w:t>
+      </w:r>
       <w:r>
         <w:rPr>
           <w:lang w:val="fr_FR" w:bidi="fr_FR"/>
         </w:rPr>
         <w:t xml:space="preserve">) expliquent que les tribus ont échoué à prendre possession de leur territoire en cédant aux influences cananéennes au lieu de rester fidèles à l’alliance donnée par Moïse. Le second problème est abordé dans les épilogues (chap. </w:t>
       </w:r>
-      <w:hyperlink r:id="rId15">
-        <w:r>
-          <w:rPr>
-            <w:lang w:val="fr_FR" w:bidi="fr_FR"/>
-          </w:rPr>
-          <w:rPr>
-            <w:color w:val="0000EE"/>
-            <w:u w:val="single"/>
-          </w:rPr>
-          <w:t>17–21</w:t>
-        </w:r>
-      </w:hyperlink>
+      <w:r>
+        <w:rPr>
+          <w:lang w:val="fr_FR" w:bidi="fr_FR"/>
+        </w:rPr>
+        <w:t>17–21</w:t>
+      </w:r>
       <w:r>
         <w:rPr>
           <w:lang w:val="fr_FR" w:bidi="fr_FR"/>
@@ -352,72 +334,48 @@
         </w:rPr>
         <w:t xml:space="preserve"> » (</w:t>
       </w:r>
-      <w:hyperlink r:id="rId16">
-        <w:r>
-          <w:rPr>
-            <w:lang w:val="fr_FR" w:bidi="fr_FR"/>
-          </w:rPr>
-          <w:rPr>
-            <w:color w:val="0000EE"/>
-            <w:u w:val="single"/>
-          </w:rPr>
-          <w:t>17.6</w:t>
-        </w:r>
-      </w:hyperlink>
+      <w:r>
+        <w:rPr>
+          <w:lang w:val="fr_FR" w:bidi="fr_FR"/>
+        </w:rPr>
+        <w:t>17.6</w:t>
+      </w:r>
       <w:r>
         <w:rPr>
           <w:lang w:val="fr_FR" w:bidi="fr_FR"/>
         </w:rPr>
         <w:t xml:space="preserve"> ; </w:t>
       </w:r>
-      <w:hyperlink r:id="rId17">
-        <w:r>
-          <w:rPr>
-            <w:lang w:val="fr_FR" w:bidi="fr_FR"/>
-          </w:rPr>
-          <w:rPr>
-            <w:color w:val="0000EE"/>
-            <w:u w:val="single"/>
-          </w:rPr>
-          <w:t>18.1</w:t>
-        </w:r>
-      </w:hyperlink>
+      <w:r>
+        <w:rPr>
+          <w:lang w:val="fr_FR" w:bidi="fr_FR"/>
+        </w:rPr>
+        <w:t>18.1</w:t>
+      </w:r>
       <w:r>
         <w:rPr>
           <w:lang w:val="fr_FR" w:bidi="fr_FR"/>
         </w:rPr>
         <w:t xml:space="preserve"> ; </w:t>
       </w:r>
-      <w:hyperlink r:id="rId18">
-        <w:r>
-          <w:rPr>
-            <w:lang w:val="fr_FR" w:bidi="fr_FR"/>
-          </w:rPr>
-          <w:rPr>
-            <w:color w:val="0000EE"/>
-            <w:u w:val="single"/>
-          </w:rPr>
-          <w:t>19.1</w:t>
-        </w:r>
-      </w:hyperlink>
+      <w:r>
+        <w:rPr>
+          <w:lang w:val="fr_FR" w:bidi="fr_FR"/>
+        </w:rPr>
+        <w:t>19.1</w:t>
+      </w:r>
       <w:r>
         <w:rPr>
           <w:lang w:val="fr_FR" w:bidi="fr_FR"/>
         </w:rPr>
         <w:t xml:space="preserve"> ; </w:t>
       </w:r>
-      <w:hyperlink r:id="rId19">
-        <w:r>
-          <w:rPr>
-            <w:lang w:val="fr_FR" w:bidi="fr_FR"/>
-          </w:rPr>
-          <w:rPr>
-            <w:color w:val="0000EE"/>
-            <w:u w:val="single"/>
-          </w:rPr>
-          <w:t>21.25</w:t>
-        </w:r>
-      </w:hyperlink>
+      <w:r>
+        <w:rPr>
+          <w:lang w:val="fr_FR" w:bidi="fr_FR"/>
+        </w:rPr>
+        <w:t>21.25</w:t>
+      </w:r>
       <w:r>
         <w:rPr>
           <w:lang w:val="fr_FR" w:bidi="fr_FR"/>
@@ -438,18 +396,12 @@
         </w:rPr>
         <w:t xml:space="preserve">Cependant, le livre des Juges ne rejette pas le principe du leadership charismatique. Ce type de direction, initiée par Dieu, avait pour but de guider et de sauver Israël (voir </w:t>
       </w:r>
-      <w:hyperlink r:id="rId20">
-        <w:r>
-          <w:rPr>
-            <w:lang w:val="fr_FR" w:bidi="fr_FR"/>
-          </w:rPr>
-          <w:rPr>
-            <w:color w:val="0000EE"/>
-            <w:u w:val="single"/>
-          </w:rPr>
-          <w:t>2.16–19</w:t>
-        </w:r>
-      </w:hyperlink>
+      <w:r>
+        <w:rPr>
+          <w:lang w:val="fr_FR" w:bidi="fr_FR"/>
+        </w:rPr>
+        <w:t>2.16–19</w:t>
+      </w:r>
       <w:r>
         <w:rPr>
           <w:lang w:val="fr_FR" w:bidi="fr_FR"/>
@@ -508,54 +460,36 @@
         </w:rPr>
         <w:t xml:space="preserve">Le livre suit un schéma A-B-A, débutant par deux prologues marqués par la mort de Josué, événement déterminant dans l’histoire nationale d’Israël, faisant écho à </w:t>
       </w:r>
-      <w:hyperlink r:id="rId21">
-        <w:r>
-          <w:rPr>
-            <w:lang w:val="fr_FR" w:bidi="fr_FR"/>
-          </w:rPr>
-          <w:rPr>
-            <w:color w:val="0000EE"/>
-            <w:u w:val="single"/>
-          </w:rPr>
-          <w:t>Jos 24.28–31</w:t>
-        </w:r>
-      </w:hyperlink>
+      <w:r>
+        <w:rPr>
+          <w:lang w:val="fr_FR" w:bidi="fr_FR"/>
+        </w:rPr>
+        <w:t>Jos 24.28–31</w:t>
+      </w:r>
       <w:r>
         <w:rPr>
           <w:lang w:val="fr_FR" w:bidi="fr_FR"/>
         </w:rPr>
         <w:t>. Le premier prologue (</w:t>
       </w:r>
-      <w:hyperlink r:id="rId13">
-        <w:r>
-          <w:rPr>
-            <w:lang w:val="fr_FR" w:bidi="fr_FR"/>
-          </w:rPr>
-          <w:rPr>
-            <w:color w:val="0000EE"/>
-            <w:u w:val="single"/>
-          </w:rPr>
-          <w:t>Jg 1.1–2.5</w:t>
-        </w:r>
-      </w:hyperlink>
+      <w:r>
+        <w:rPr>
+          <w:lang w:val="fr_FR" w:bidi="fr_FR"/>
+        </w:rPr>
+        <w:t>Jg 1.1–2.5</w:t>
+      </w:r>
       <w:r>
         <w:rPr>
           <w:lang w:val="fr_FR" w:bidi="fr_FR"/>
         </w:rPr>
         <w:t>) montre l’échec des tribus à respecter l’alliance, en se contentant d’une conquête partielle du pays, ce qui a entraîné le retrait de la protection divine (</w:t>
       </w:r>
-      <w:hyperlink r:id="rId22">
-        <w:r>
-          <w:rPr>
-            <w:lang w:val="fr_FR" w:bidi="fr_FR"/>
-          </w:rPr>
-          <w:rPr>
-            <w:color w:val="0000EE"/>
-            <w:u w:val="single"/>
-          </w:rPr>
-          <w:t>2.1–3</w:t>
-        </w:r>
-      </w:hyperlink>
+      <w:r>
+        <w:rPr>
+          <w:lang w:val="fr_FR" w:bidi="fr_FR"/>
+        </w:rPr>
+        <w:t>2.1–3</w:t>
+      </w:r>
       <w:r>
         <w:rPr>
           <w:lang w:val="fr_FR" w:bidi="fr_FR"/>
@@ -576,18 +510,12 @@
         </w:rPr>
         <w:t>Le second prologue (</w:t>
       </w:r>
-      <w:hyperlink r:id="rId14">
-        <w:r>
-          <w:rPr>
-            <w:lang w:val="fr_FR" w:bidi="fr_FR"/>
-          </w:rPr>
-          <w:rPr>
-            <w:color w:val="0000EE"/>
-            <w:u w:val="single"/>
-          </w:rPr>
-          <w:t>2.6–3.6</w:t>
-        </w:r>
-      </w:hyperlink>
+      <w:r>
+        <w:rPr>
+          <w:lang w:val="fr_FR" w:bidi="fr_FR"/>
+        </w:rPr>
+        <w:t>2.6–3.6</w:t>
+      </w:r>
       <w:r>
         <w:rPr>
           <w:lang w:val="fr_FR" w:bidi="fr_FR"/>
@@ -606,54 +534,36 @@
         </w:rPr>
         <w:t xml:space="preserve"> » (</w:t>
       </w:r>
-      <w:hyperlink r:id="rId23">
-        <w:r>
-          <w:rPr>
-            <w:lang w:val="fr_FR" w:bidi="fr_FR"/>
-          </w:rPr>
-          <w:rPr>
-            <w:color w:val="0000EE"/>
-            <w:u w:val="single"/>
-          </w:rPr>
-          <w:t>2.10</w:t>
-        </w:r>
-      </w:hyperlink>
+      <w:r>
+        <w:rPr>
+          <w:lang w:val="fr_FR" w:bidi="fr_FR"/>
+        </w:rPr>
+        <w:t>2.10</w:t>
+      </w:r>
       <w:r>
         <w:rPr>
           <w:lang w:val="fr_FR" w:bidi="fr_FR"/>
         </w:rPr>
         <w:t>). Le récit introduit ensuite les juges envoyés par Dieu pour sauver Israël et les ramener à l’obéissance de l’alliance (</w:t>
       </w:r>
-      <w:hyperlink r:id="rId24">
-        <w:r>
-          <w:rPr>
-            <w:lang w:val="fr_FR" w:bidi="fr_FR"/>
-          </w:rPr>
-          <w:rPr>
-            <w:color w:val="0000EE"/>
-            <w:u w:val="single"/>
-          </w:rPr>
-          <w:t>2.16</w:t>
-        </w:r>
-      </w:hyperlink>
+      <w:r>
+        <w:rPr>
+          <w:lang w:val="fr_FR" w:bidi="fr_FR"/>
+        </w:rPr>
+        <w:t>2.16</w:t>
+      </w:r>
       <w:r>
         <w:rPr>
           <w:lang w:val="fr_FR" w:bidi="fr_FR"/>
         </w:rPr>
         <w:t>), leur fidélité devant se manifester par l’occupation du pays promis. Toutefois, dès le départ, l'échec de cette entreprise était annoncé (</w:t>
       </w:r>
-      <w:hyperlink r:id="rId25">
-        <w:r>
-          <w:rPr>
-            <w:lang w:val="fr_FR" w:bidi="fr_FR"/>
-          </w:rPr>
-          <w:rPr>
-            <w:color w:val="0000EE"/>
-            <w:u w:val="single"/>
-          </w:rPr>
-          <w:t>Jg 3.1–6</w:t>
-        </w:r>
-      </w:hyperlink>
+      <w:r>
+        <w:rPr>
+          <w:lang w:val="fr_FR" w:bidi="fr_FR"/>
+        </w:rPr>
+        <w:t>Jg 3.1–6</w:t>
+      </w:r>
       <w:r>
         <w:rPr>
           <w:lang w:val="fr_FR" w:bidi="fr_FR"/>
@@ -674,36 +584,24 @@
         </w:rPr>
         <w:t>La section centrale (</w:t>
       </w:r>
-      <w:hyperlink r:id="rId26">
-        <w:r>
-          <w:rPr>
-            <w:lang w:val="fr_FR" w:bidi="fr_FR"/>
-          </w:rPr>
-          <w:rPr>
-            <w:color w:val="0000EE"/>
-            <w:u w:val="single"/>
-          </w:rPr>
-          <w:t>3.7–16.31</w:t>
-        </w:r>
-      </w:hyperlink>
+      <w:r>
+        <w:rPr>
+          <w:lang w:val="fr_FR" w:bidi="fr_FR"/>
+        </w:rPr>
+        <w:t>3.7–16.31</w:t>
+      </w:r>
       <w:r>
         <w:rPr>
           <w:lang w:val="fr_FR" w:bidi="fr_FR"/>
         </w:rPr>
         <w:t xml:space="preserve">) contient des récits organisés en « cycles » : six juges majeurs (Othniel, Éhud, Débora, Gédéon, Jephthé et Samson) et six juges mineurs (Schamgar, Thola, Jaïr, Ibtsan, Élon et Abdon). Cette section mentionne aussi un chef non charismatique, Abimélec (chap. </w:t>
       </w:r>
-      <w:hyperlink r:id="rId27">
-        <w:r>
-          <w:rPr>
-            <w:lang w:val="fr_FR" w:bidi="fr_FR"/>
-          </w:rPr>
-          <w:rPr>
-            <w:color w:val="0000EE"/>
-            <w:u w:val="single"/>
-          </w:rPr>
-          <w:t>9</w:t>
-        </w:r>
-      </w:hyperlink>
+      <w:r>
+        <w:rPr>
+          <w:lang w:val="fr_FR" w:bidi="fr_FR"/>
+        </w:rPr>
+        <w:t>9</w:t>
+      </w:r>
       <w:r>
         <w:rPr>
           <w:lang w:val="fr_FR" w:bidi="fr_FR"/>
@@ -736,36 +634,24 @@
         </w:rPr>
         <w:t xml:space="preserve">Les deux épilogues (chap. </w:t>
       </w:r>
-      <w:hyperlink r:id="rId28">
-        <w:r>
-          <w:rPr>
-            <w:lang w:val="fr_FR" w:bidi="fr_FR"/>
-          </w:rPr>
-          <w:rPr>
-            <w:color w:val="0000EE"/>
-            <w:u w:val="single"/>
-          </w:rPr>
-          <w:t>17–18</w:t>
-        </w:r>
-      </w:hyperlink>
+      <w:r>
+        <w:rPr>
+          <w:lang w:val="fr_FR" w:bidi="fr_FR"/>
+        </w:rPr>
+        <w:t>17–18</w:t>
+      </w:r>
       <w:r>
         <w:rPr>
           <w:lang w:val="fr_FR" w:bidi="fr_FR"/>
         </w:rPr>
         <w:t xml:space="preserve"> ; </w:t>
       </w:r>
-      <w:hyperlink r:id="rId29">
-        <w:r>
-          <w:rPr>
-            <w:lang w:val="fr_FR" w:bidi="fr_FR"/>
-          </w:rPr>
-          <w:rPr>
-            <w:color w:val="0000EE"/>
-            <w:u w:val="single"/>
-          </w:rPr>
-          <w:t>19–21</w:t>
-        </w:r>
-      </w:hyperlink>
+      <w:r>
+        <w:rPr>
+          <w:lang w:val="fr_FR" w:bidi="fr_FR"/>
+        </w:rPr>
+        <w:t>19–21</w:t>
+      </w:r>
       <w:r>
         <w:rPr>
           <w:lang w:val="fr_FR" w:bidi="fr_FR"/>
@@ -796,72 +682,48 @@
         </w:rPr>
         <w:t xml:space="preserve"> », qu'on retrouve à deux reprises (voir </w:t>
       </w:r>
-      <w:hyperlink r:id="rId16">
-        <w:r>
-          <w:rPr>
-            <w:lang w:val="fr_FR" w:bidi="fr_FR"/>
-          </w:rPr>
-          <w:rPr>
-            <w:color w:val="0000EE"/>
-            <w:u w:val="single"/>
-          </w:rPr>
-          <w:t>17.6</w:t>
-        </w:r>
-      </w:hyperlink>
+      <w:r>
+        <w:rPr>
+          <w:lang w:val="fr_FR" w:bidi="fr_FR"/>
+        </w:rPr>
+        <w:t>17.6</w:t>
+      </w:r>
       <w:r>
         <w:rPr>
           <w:lang w:val="fr_FR" w:bidi="fr_FR"/>
         </w:rPr>
         <w:t xml:space="preserve"> ; </w:t>
       </w:r>
-      <w:hyperlink r:id="rId17">
-        <w:r>
-          <w:rPr>
-            <w:lang w:val="fr_FR" w:bidi="fr_FR"/>
-          </w:rPr>
-          <w:rPr>
-            <w:color w:val="0000EE"/>
-            <w:u w:val="single"/>
-          </w:rPr>
-          <w:t>18.1</w:t>
-        </w:r>
-      </w:hyperlink>
+      <w:r>
+        <w:rPr>
+          <w:lang w:val="fr_FR" w:bidi="fr_FR"/>
+        </w:rPr>
+        <w:t>18.1</w:t>
+      </w:r>
       <w:r>
         <w:rPr>
           <w:lang w:val="fr_FR" w:bidi="fr_FR"/>
         </w:rPr>
         <w:t xml:space="preserve"> ; </w:t>
       </w:r>
-      <w:hyperlink r:id="rId18">
-        <w:r>
-          <w:rPr>
-            <w:lang w:val="fr_FR" w:bidi="fr_FR"/>
-          </w:rPr>
-          <w:rPr>
-            <w:color w:val="0000EE"/>
-            <w:u w:val="single"/>
-          </w:rPr>
-          <w:t>19.1</w:t>
-        </w:r>
-      </w:hyperlink>
+      <w:r>
+        <w:rPr>
+          <w:lang w:val="fr_FR" w:bidi="fr_FR"/>
+        </w:rPr>
+        <w:t>19.1</w:t>
+      </w:r>
       <w:r>
         <w:rPr>
           <w:lang w:val="fr_FR" w:bidi="fr_FR"/>
         </w:rPr>
         <w:t xml:space="preserve"> ; </w:t>
       </w:r>
-      <w:hyperlink r:id="rId19">
-        <w:r>
-          <w:rPr>
-            <w:lang w:val="fr_FR" w:bidi="fr_FR"/>
-          </w:rPr>
-          <w:rPr>
-            <w:color w:val="0000EE"/>
-            <w:u w:val="single"/>
-          </w:rPr>
-          <w:t>21.25</w:t>
-        </w:r>
-      </w:hyperlink>
+      <w:r>
+        <w:rPr>
+          <w:lang w:val="fr_FR" w:bidi="fr_FR"/>
+        </w:rPr>
+        <w:t>21.25</w:t>
+      </w:r>
       <w:r>
         <w:rPr>
           <w:lang w:val="fr_FR" w:bidi="fr_FR"/>
@@ -908,18 +770,12 @@
         </w:rPr>
         <w:t>Les derniers chapitres de 2 Rois (</w:t>
       </w:r>
-      <w:hyperlink r:id="rId30">
-        <w:r>
-          <w:rPr>
-            <w:lang w:val="fr_FR" w:bidi="fr_FR"/>
-          </w:rPr>
-          <w:rPr>
-            <w:color w:val="0000EE"/>
-            <w:u w:val="single"/>
-          </w:rPr>
-          <w:t>2R 25.27–30</w:t>
-        </w:r>
-      </w:hyperlink>
+      <w:r>
+        <w:rPr>
+          <w:lang w:val="fr_FR" w:bidi="fr_FR"/>
+        </w:rPr>
+        <w:t>2R 25.27–30</w:t>
+      </w:r>
       <w:r>
         <w:rPr>
           <w:lang w:val="fr_FR" w:bidi="fr_FR"/>
@@ -951,36 +807,24 @@
         </w:rPr>
         <w:t xml:space="preserve">L’un des défis majeurs est d’intégrer les récits du livre des Juges dans la chronologie située entre Josué et Saül. Les tentatives de datation dépendent surtout du moment retenu pour l’Exode : vers 1400 ou vers 1200 av. J.-C. Une chronologie longue (avec un Exode plus ancien) s'harmonise bien avec </w:t>
       </w:r>
-      <w:hyperlink r:id="rId31">
-        <w:r>
-          <w:rPr>
-            <w:lang w:val="fr_FR" w:bidi="fr_FR"/>
-          </w:rPr>
-          <w:rPr>
-            <w:color w:val="0000EE"/>
-            <w:u w:val="single"/>
-          </w:rPr>
-          <w:t>Jg 11.26</w:t>
-        </w:r>
-      </w:hyperlink>
+      <w:r>
+        <w:rPr>
+          <w:lang w:val="fr_FR" w:bidi="fr_FR"/>
+        </w:rPr>
+        <w:t>Jg 11.26</w:t>
+      </w:r>
       <w:r>
         <w:rPr>
           <w:lang w:val="fr_FR" w:bidi="fr_FR"/>
         </w:rPr>
         <w:t xml:space="preserve"> et </w:t>
       </w:r>
-      <w:hyperlink r:id="rId32">
-        <w:r>
-          <w:rPr>
-            <w:lang w:val="fr_FR" w:bidi="fr_FR"/>
-          </w:rPr>
-          <w:rPr>
-            <w:color w:val="0000EE"/>
-            <w:u w:val="single"/>
-          </w:rPr>
-          <w:t>1R 6.1</w:t>
-        </w:r>
-      </w:hyperlink>
+      <w:r>
+        <w:rPr>
+          <w:lang w:val="fr_FR" w:bidi="fr_FR"/>
+        </w:rPr>
+        <w:t>1R 6.1</w:t>
+      </w:r>
       <w:r>
         <w:rPr>
           <w:lang w:val="fr_FR" w:bidi="fr_FR"/>
@@ -1041,18 +885,12 @@
         </w:rPr>
         <w:t xml:space="preserve">Une explication possible est que plusieurs juges ont exercé leur autorité en même temps. Par exemple, </w:t>
       </w:r>
-      <w:hyperlink r:id="rId33">
-        <w:r>
-          <w:rPr>
-            <w:lang w:val="fr_FR" w:bidi="fr_FR"/>
-          </w:rPr>
-          <w:rPr>
-            <w:color w:val="0000EE"/>
-            <w:u w:val="single"/>
-          </w:rPr>
-          <w:t>Jg 10.7</w:t>
-        </w:r>
-      </w:hyperlink>
+      <w:r>
+        <w:rPr>
+          <w:lang w:val="fr_FR" w:bidi="fr_FR"/>
+        </w:rPr>
+        <w:t>Jg 10.7</w:t>
+      </w:r>
       <w:r>
         <w:rPr>
           <w:lang w:val="fr_FR" w:bidi="fr_FR"/>
@@ -1085,18 +923,12 @@
         </w:rPr>
         <w:t>Dans certains cas, la succession est explicite. Par exemple, Schamgar a jugé « Après lui [c'est-à-dire Éhud] » (</w:t>
       </w:r>
-      <w:hyperlink r:id="rId34">
-        <w:r>
-          <w:rPr>
-            <w:lang w:val="fr_FR" w:bidi="fr_FR"/>
-          </w:rPr>
-          <w:rPr>
-            <w:color w:val="0000EE"/>
-            <w:u w:val="single"/>
-          </w:rPr>
-          <w:t>3.31</w:t>
-        </w:r>
-      </w:hyperlink>
+      <w:r>
+        <w:rPr>
+          <w:lang w:val="fr_FR" w:bidi="fr_FR"/>
+        </w:rPr>
+        <w:t>3.31</w:t>
+      </w:r>
       <w:r>
         <w:rPr>
           <w:lang w:val="fr_FR" w:bidi="fr_FR"/>
@@ -1115,36 +947,24 @@
         </w:rPr>
         <w:t xml:space="preserve"> » (</w:t>
       </w:r>
-      <w:hyperlink r:id="rId35">
-        <w:r>
-          <w:rPr>
-            <w:lang w:val="fr_FR" w:bidi="fr_FR"/>
-          </w:rPr>
-          <w:rPr>
-            <w:color w:val="0000EE"/>
-            <w:u w:val="single"/>
-          </w:rPr>
-          <w:t>4.1</w:t>
-        </w:r>
-      </w:hyperlink>
+      <w:r>
+        <w:rPr>
+          <w:lang w:val="fr_FR" w:bidi="fr_FR"/>
+        </w:rPr>
+        <w:t>4.1</w:t>
+      </w:r>
       <w:r>
         <w:rPr>
           <w:lang w:val="fr_FR" w:bidi="fr_FR"/>
         </w:rPr>
         <w:t xml:space="preserve"> ; voir aussi </w:t>
       </w:r>
-      <w:hyperlink r:id="rId36">
-        <w:r>
-          <w:rPr>
-            <w:lang w:val="fr_FR" w:bidi="fr_FR"/>
-          </w:rPr>
-          <w:rPr>
-            <w:color w:val="0000EE"/>
-            <w:u w:val="single"/>
-          </w:rPr>
-          <w:t>5.6</w:t>
-        </w:r>
-      </w:hyperlink>
+      <w:r>
+        <w:rPr>
+          <w:lang w:val="fr_FR" w:bidi="fr_FR"/>
+        </w:rPr>
+        <w:t>5.6</w:t>
+      </w:r>
       <w:r>
         <w:rPr>
           <w:lang w:val="fr_FR" w:bidi="fr_FR"/>
@@ -1246,18 +1066,12 @@
         </w:rPr>
         <w:t>Même lors du passage à la royauté dans 1 et 2 Samuel, une certaine réserve entoure cette nouvelle forme de pouvoir. La royauté débute avec Saül, un juge-roi charismatique dont les failles illustrent les faiblesses des deux systèmes. Le leadership inspiré retrouve sa vigueur avec David, un roi héroïque. David incarne un roi si fortement charismatique qu’il semble, au départ, difficile à distinguer d’un juge. La réponse aux insuffisances du livre des Juges ne consiste donc pas à abandonner le modèle charismatique, mais à lui ajouter l’alliance de Dieu avec son roi choisi, David (</w:t>
       </w:r>
-      <w:hyperlink r:id="rId37">
-        <w:r>
-          <w:rPr>
-            <w:lang w:val="fr_FR" w:bidi="fr_FR"/>
-          </w:rPr>
-          <w:rPr>
-            <w:color w:val="0000EE"/>
-            <w:u w:val="single"/>
-          </w:rPr>
-          <w:t>2S 7.1–29</w:t>
-        </w:r>
-      </w:hyperlink>
+      <w:r>
+        <w:rPr>
+          <w:lang w:val="fr_FR" w:bidi="fr_FR"/>
+        </w:rPr>
+        <w:t>2S 7.1–29</w:t>
+      </w:r>
       <w:r>
         <w:rPr>
           <w:lang w:val="fr_FR" w:bidi="fr_FR"/>
